--- a/public/templates/MAU_VIC_HDTV_KD.docx
+++ b/public/templates/MAU_VIC_HDTV_KD.docx
@@ -30,7 +30,7 @@
                 <w:noProof/>
               </w:rPr>
               <w:drawing>
-                <wp:inline distT="0" distB="0" distL="0" distR="0" wp14:anchorId="0ABB384D" wp14:editId="38F86537">
+                <wp:inline distT="0" distB="0" distL="0" distR="0" wp14:anchorId="0ABB384D" wp14:editId="0629F544">
                   <wp:extent cx="2057400" cy="597535"/>
                   <wp:effectExtent l="0" t="0" r="0" b="0"/>
                   <wp:docPr id="650076419" name="Picture 1"/>
@@ -1958,7 +1958,17 @@
           <w:szCs w:val="24"/>
           <w:lang w:val="pt-BR"/>
         </w:rPr>
-        <w:t>Tổ chức triển khai kế hoạch kinh doanh theo định hướng và chỉ tiêu do Giám đốc Kinh doanh giao; trực tiếp quản lý, phân công, giám sát và đào tạo nhân sự thuộc phòng; chịu trách nhiệm về kết quả thực hiện chỉ tiêu của phòng; thực hiện chế độ báo cáo và các nhiệm vụ khác theo phân công của Công ty.</w:t>
+        <w:t>{{cong_viec_phai_lam}}</w:t>
+      </w:r>
+      <w:r>
+        <w:rPr>
+          <w:rFonts w:ascii="Times New Roman" w:hAnsi="Times New Roman"/>
+          <w:iCs/>
+          <w:sz w:val="24"/>
+          <w:szCs w:val="24"/>
+          <w:lang w:val="pt-BR"/>
+        </w:rPr>
+        <w:t>.</w:t>
       </w:r>
     </w:p>
     <w:p>
@@ -2672,7 +2682,6 @@
           <w:sz w:val="24"/>
           <w:szCs w:val="24"/>
         </w:rPr>
-        <w:lastRenderedPageBreak/>
         <w:t>Mức lương thử việc:</w:t>
       </w:r>
       <w:r>
@@ -2764,6 +2773,7 @@
           <w:sz w:val="24"/>
           <w:szCs w:val="24"/>
         </w:rPr>
+        <w:lastRenderedPageBreak/>
         <w:t>Hình thức trả lương: Tiền lương được thanh toán chuyển khoản qua tài khoản Ngân hàng của Người lao động. Người lao động có trách nhiệm cung cấp thông tin tài khoản nhận lương cho phòng Nhân sự trước ngày 30 hàng tháng</w:t>
       </w:r>
     </w:p>
@@ -3632,7 +3642,6 @@
           <w:sz w:val="24"/>
           <w:szCs w:val="24"/>
         </w:rPr>
-        <w:lastRenderedPageBreak/>
         <w:t>Bảo đảm việc làm và thực hiện đầy đủ những điều đã cam kết trong hợp đồng này để người lao động đạt hiệu quả công việc cao.</w:t>
       </w:r>
     </w:p>
@@ -3662,6 +3671,7 @@
           <w:sz w:val="24"/>
           <w:szCs w:val="24"/>
         </w:rPr>
+        <w:lastRenderedPageBreak/>
         <w:t>Thanh toán đầy đủ, đúng thời hạn các chế độ và quyền lợi cho người lao động.</w:t>
       </w:r>
     </w:p>
